--- a/the_code_issue_terms_and_definitions.docx
+++ b/the_code_issue_terms_and_definitions.docx
@@ -223,8 +223,6 @@
         </w:rPr>
         <w:t>What Is an Algorithm?</w:t>
       </w:r>
-      <w:bookmarkStart w:id="0" w:name="_GoBack"/>
-      <w:bookmarkEnd w:id="0"/>
     </w:p>
     <w:p>
       <w:pPr>
@@ -319,14 +317,82 @@
     <w:p>
       <w:pPr>
         <w:spacing w:before="160"/>
-        <w:rPr>
-          <w:b/>
-        </w:rPr>
-      </w:pPr>
-      <w:r>
-        <w:rPr>
-          <w:b/>
-        </w:rPr>
+      </w:pPr>
+      <w:r>
+        <w:t>The Sprint- Define a small scope of functions to code within a set amount of time</w:t>
+      </w:r>
+    </w:p>
+    <w:p>
+      <w:pPr>
+        <w:spacing w:before="160"/>
+      </w:pPr>
+      <w:r>
+        <w:t>Commit- Submitting tentative changes permanently</w:t>
+      </w:r>
+    </w:p>
+    <w:p>
+      <w:pPr>
+        <w:spacing w:before="160"/>
+      </w:pPr>
+      <w:r>
+        <w:t>Stand-up meeting- Daily meeting, attendees must stand, or connect in through online, often via “Slack”</w:t>
+      </w:r>
+    </w:p>
+    <w:p>
+      <w:pPr>
+        <w:spacing w:before="160"/>
+      </w:pPr>
+      <w:r>
+        <w:t>Functional Specifications-</w:t>
+      </w:r>
+      <w:r>
+        <w:t>Statements about users clicking buttons</w:t>
+      </w:r>
+    </w:p>
+    <w:p>
+      <w:pPr>
+        <w:spacing w:before="160"/>
+        <w:ind w:left="1080"/>
+      </w:pPr>
+      <w:r>
+        <w:t>User stories- tiny hypothetica</w:t>
+      </w:r>
+      <w:bookmarkStart w:id="0" w:name="_GoBack"/>
+      <w:bookmarkEnd w:id="0"/>
+      <w:r>
+        <w:t>l narratives about people using the site</w:t>
+      </w:r>
+    </w:p>
+    <w:p>
+      <w:pPr>
+        <w:spacing w:before="160"/>
+        <w:ind w:left="1080"/>
+      </w:pPr>
+      <w:r>
+        <w:t xml:space="preserve">Error messages- Problems with the site without solution </w:t>
+      </w:r>
+    </w:p>
+    <w:p>
+      <w:pPr>
+        <w:spacing w:before="160"/>
+        <w:ind w:left="1080"/>
+      </w:pPr>
+      <w:r>
+        <w:t>Wireframe mock-ups- pictures of how the website will look, created by hand in a program</w:t>
+      </w:r>
+    </w:p>
+    <w:p>
+      <w:pPr>
+        <w:spacing w:before="160"/>
+        <w:rPr>
+          <w:b/>
+        </w:rPr>
+      </w:pPr>
+      <w:r>
+        <w:rPr>
+          <w:b/>
+        </w:rPr>
+        <w:lastRenderedPageBreak/>
         <w:t xml:space="preserve">What's </w:t>
       </w:r>
       <w:proofErr w:type="gramStart"/>
@@ -453,213 +519,213 @@
         <w:rPr>
           <w:b/>
         </w:rPr>
+        <w:t>Why Are Coders Angry?</w:t>
+      </w:r>
+    </w:p>
+    <w:p>
+      <w:pPr>
+        <w:spacing w:before="160"/>
+        <w:rPr>
+          <w:b/>
+        </w:rPr>
+      </w:pPr>
+      <w:r>
+        <w:rPr>
+          <w:b/>
+        </w:rPr>
+        <w:t>The Legend of the 10x Programmer</w:t>
+      </w:r>
+    </w:p>
+    <w:p>
+      <w:pPr>
+        <w:spacing w:before="160"/>
+        <w:rPr>
+          <w:b/>
+        </w:rPr>
+      </w:pPr>
+      <w:r>
+        <w:rPr>
+          <w:b/>
+        </w:rPr>
+        <w:t>The Thing About Real Artists Is That They...</w:t>
+      </w:r>
+    </w:p>
+    <w:p>
+      <w:pPr>
+        <w:spacing w:before="160"/>
+        <w:rPr>
+          <w:b/>
+        </w:rPr>
+      </w:pPr>
+      <w:r>
+        <w:rPr>
+          <w:b/>
+        </w:rPr>
+        <w:t>We Still Need to Choose...</w:t>
+      </w:r>
+    </w:p>
+    <w:p>
+      <w:pPr>
+        <w:spacing w:before="160"/>
+        <w:rPr>
+          <w:b/>
+        </w:rPr>
+      </w:pPr>
+      <w:r>
+        <w:rPr>
+          <w:b/>
+        </w:rPr>
+        <w:t>Why Are There So Many Languages?</w:t>
+      </w:r>
+    </w:p>
+    <w:p>
+      <w:pPr>
+        <w:spacing w:before="160"/>
+        <w:rPr>
+          <w:b/>
+        </w:rPr>
+      </w:pPr>
+      <w:r>
+        <w:rPr>
+          <w:b/>
+        </w:rPr>
+        <w:t>The Time You Attended the Email Address Validation Meeting</w:t>
+      </w:r>
+    </w:p>
+    <w:p>
+      <w:pPr>
+        <w:spacing w:before="160"/>
+      </w:pPr>
+      <w:r>
+        <w:t>What Is the Relationship Between Code and Data?</w:t>
+      </w:r>
+    </w:p>
+    <w:p>
+      <w:pPr>
+        <w:spacing w:before="160"/>
+      </w:pPr>
+      <w:r>
+        <w:t>Where Does Data Live?</w:t>
+      </w:r>
+    </w:p>
+    <w:p>
+      <w:pPr>
+        <w:spacing w:before="160"/>
+      </w:pPr>
+      <w:r>
+        <w:t>The Language of White Collars</w:t>
+      </w:r>
+    </w:p>
+    <w:p>
+      <w:pPr>
+        <w:spacing w:before="160"/>
+      </w:pPr>
+      <w:r>
+        <w:t>Briefly on the Huge Subject of Microsoft</w:t>
+      </w:r>
+    </w:p>
+    <w:p>
+      <w:pPr>
+        <w:spacing w:before="160"/>
+      </w:pPr>
+      <w:r>
+        <w:t>Liquid Infrastructure</w:t>
+      </w:r>
+    </w:p>
+    <w:p>
+      <w:pPr>
+        <w:spacing w:before="160"/>
+      </w:pPr>
+      <w:r>
+        <w:t>Off the Shelf</w:t>
+      </w:r>
+    </w:p>
+    <w:p>
+      <w:pPr>
+        <w:spacing w:before="160"/>
+      </w:pPr>
+      <w:r>
+        <w:t>What About JavaScript?</w:t>
+      </w:r>
+    </w:p>
+    <w:p>
+      <w:pPr>
+        <w:spacing w:before="160"/>
+      </w:pPr>
+      <w:r>
+        <w:t>What's the Absolute Minimum I Must Know About PHP?</w:t>
+      </w:r>
+    </w:p>
+    <w:p>
+      <w:pPr>
+        <w:spacing w:before="160"/>
+      </w:pPr>
+      <w:r>
+        <w:t>How Are Apps Made?</w:t>
+      </w:r>
+    </w:p>
+    <w:p>
+      <w:pPr>
+        <w:spacing w:before="160"/>
+      </w:pPr>
+      <w:r>
+        <w:t>The Framework: Wilder, Younger Cousin of the Software Development Kit</w:t>
+      </w:r>
+    </w:p>
+    <w:p>
+      <w:pPr>
+        <w:spacing w:before="160"/>
+      </w:pPr>
+      <w:r>
+        <w:t>What Is Debugging?</w:t>
+      </w:r>
+    </w:p>
+    <w:p>
+      <w:pPr>
+        <w:spacing w:before="160"/>
+      </w:pPr>
+      <w:r>
+        <w:t>Nothing Is Built</w:t>
+      </w:r>
+    </w:p>
+    <w:p>
+      <w:pPr>
+        <w:spacing w:before="160"/>
+      </w:pPr>
+      <w:r>
+        <w:t>How Does Testing Work?</w:t>
+      </w:r>
+    </w:p>
+    <w:p>
+      <w:pPr>
+        <w:spacing w:before="160"/>
+      </w:pPr>
+      <w:r>
+        <w:t>And Now for Something Beautiful</w:t>
+      </w:r>
+    </w:p>
+    <w:p>
+      <w:pPr>
+        <w:spacing w:before="160"/>
+      </w:pPr>
+      <w:r>
+        <w:t>The Triumph of Middle Management</w:t>
+      </w:r>
+    </w:p>
+    <w:p>
+      <w:pPr>
+        <w:spacing w:before="160"/>
+      </w:pPr>
+      <w:r>
+        <w:t>How Do You Pick a Programming Language?</w:t>
+      </w:r>
+    </w:p>
+    <w:p>
+      <w:pPr>
+        <w:spacing w:before="160"/>
+      </w:pPr>
+      <w:r>
         <w:lastRenderedPageBreak/>
-        <w:t>Why Are Coders Angry?</w:t>
-      </w:r>
-    </w:p>
-    <w:p>
-      <w:pPr>
-        <w:spacing w:before="160"/>
-        <w:rPr>
-          <w:b/>
-        </w:rPr>
-      </w:pPr>
-      <w:r>
-        <w:rPr>
-          <w:b/>
-        </w:rPr>
-        <w:t>The Legend of the 10x Programmer</w:t>
-      </w:r>
-    </w:p>
-    <w:p>
-      <w:pPr>
-        <w:spacing w:before="160"/>
-        <w:rPr>
-          <w:b/>
-        </w:rPr>
-      </w:pPr>
-      <w:r>
-        <w:rPr>
-          <w:b/>
-        </w:rPr>
-        <w:t>The Thing About Real Artists Is That They...</w:t>
-      </w:r>
-    </w:p>
-    <w:p>
-      <w:pPr>
-        <w:spacing w:before="160"/>
-        <w:rPr>
-          <w:b/>
-        </w:rPr>
-      </w:pPr>
-      <w:r>
-        <w:rPr>
-          <w:b/>
-        </w:rPr>
-        <w:t>We Still Need to Choose...</w:t>
-      </w:r>
-    </w:p>
-    <w:p>
-      <w:pPr>
-        <w:spacing w:before="160"/>
-        <w:rPr>
-          <w:b/>
-        </w:rPr>
-      </w:pPr>
-      <w:r>
-        <w:rPr>
-          <w:b/>
-        </w:rPr>
-        <w:t>Why Are There So Many Languages?</w:t>
-      </w:r>
-    </w:p>
-    <w:p>
-      <w:pPr>
-        <w:spacing w:before="160"/>
-        <w:rPr>
-          <w:b/>
-        </w:rPr>
-      </w:pPr>
-      <w:r>
-        <w:rPr>
-          <w:b/>
-        </w:rPr>
-        <w:t>The Time You Attended the Email Address Validation Meeting</w:t>
-      </w:r>
-    </w:p>
-    <w:p>
-      <w:pPr>
-        <w:spacing w:before="160"/>
-      </w:pPr>
-      <w:r>
-        <w:t>What Is the Relationship Between Code and Data?</w:t>
-      </w:r>
-    </w:p>
-    <w:p>
-      <w:pPr>
-        <w:spacing w:before="160"/>
-      </w:pPr>
-      <w:r>
-        <w:t>Where Does Data Live?</w:t>
-      </w:r>
-    </w:p>
-    <w:p>
-      <w:pPr>
-        <w:spacing w:before="160"/>
-      </w:pPr>
-      <w:r>
-        <w:t>The Language of White Collars</w:t>
-      </w:r>
-    </w:p>
-    <w:p>
-      <w:pPr>
-        <w:spacing w:before="160"/>
-      </w:pPr>
-      <w:r>
-        <w:t>Briefly on the Huge Subject of Microsoft</w:t>
-      </w:r>
-    </w:p>
-    <w:p>
-      <w:pPr>
-        <w:spacing w:before="160"/>
-      </w:pPr>
-      <w:r>
-        <w:t>Liquid Infrastructure</w:t>
-      </w:r>
-    </w:p>
-    <w:p>
-      <w:pPr>
-        <w:spacing w:before="160"/>
-      </w:pPr>
-      <w:r>
-        <w:t>Off the Shelf</w:t>
-      </w:r>
-    </w:p>
-    <w:p>
-      <w:pPr>
-        <w:spacing w:before="160"/>
-      </w:pPr>
-      <w:r>
-        <w:t>What About JavaScript?</w:t>
-      </w:r>
-    </w:p>
-    <w:p>
-      <w:pPr>
-        <w:spacing w:before="160"/>
-      </w:pPr>
-      <w:r>
-        <w:t>What's the Absolute Minimum I Must Know About PHP?</w:t>
-      </w:r>
-    </w:p>
-    <w:p>
-      <w:pPr>
-        <w:spacing w:before="160"/>
-      </w:pPr>
-      <w:r>
-        <w:t>How Are Apps Made?</w:t>
-      </w:r>
-    </w:p>
-    <w:p>
-      <w:pPr>
-        <w:spacing w:before="160"/>
-      </w:pPr>
-      <w:r>
-        <w:t>The Framework: Wilder, Younger Cousin of the Software Development Kit</w:t>
-      </w:r>
-    </w:p>
-    <w:p>
-      <w:pPr>
-        <w:spacing w:before="160"/>
-      </w:pPr>
-      <w:r>
-        <w:t>What Is Debugging?</w:t>
-      </w:r>
-    </w:p>
-    <w:p>
-      <w:pPr>
-        <w:spacing w:before="160"/>
-      </w:pPr>
-      <w:r>
-        <w:t>Nothing Is Built</w:t>
-      </w:r>
-    </w:p>
-    <w:p>
-      <w:pPr>
-        <w:spacing w:before="160"/>
-      </w:pPr>
-      <w:r>
-        <w:t>How Does Testing Work?</w:t>
-      </w:r>
-    </w:p>
-    <w:p>
-      <w:pPr>
-        <w:spacing w:before="160"/>
-      </w:pPr>
-      <w:r>
-        <w:t>And Now for Something Beautiful</w:t>
-      </w:r>
-    </w:p>
-    <w:p>
-      <w:pPr>
-        <w:spacing w:before="160"/>
-      </w:pPr>
-      <w:r>
-        <w:t>The Triumph of Middle Management</w:t>
-      </w:r>
-    </w:p>
-    <w:p>
-      <w:pPr>
-        <w:spacing w:before="160"/>
-      </w:pPr>
-      <w:r>
-        <w:t>How Do You Pick a Programming Language?</w:t>
-      </w:r>
-    </w:p>
-    <w:p>
-      <w:pPr>
-        <w:spacing w:before="160"/>
-      </w:pPr>
-      <w:r>
         <w:t>Welcome to the Scrum</w:t>
       </w:r>
     </w:p>
@@ -1174,6 +1240,7 @@
     <w:lsdException w:name="HTML Sample" w:semiHidden="1" w:unhideWhenUsed="1"/>
     <w:lsdException w:name="HTML Typewriter" w:semiHidden="1" w:unhideWhenUsed="1"/>
     <w:lsdException w:name="HTML Variable" w:semiHidden="1" w:unhideWhenUsed="1"/>
+    <w:lsdException w:name="Normal Table" w:semiHidden="1" w:unhideWhenUsed="1"/>
     <w:lsdException w:name="annotation subject" w:semiHidden="1" w:unhideWhenUsed="1"/>
     <w:lsdException w:name="No List" w:semiHidden="1" w:unhideWhenUsed="1"/>
     <w:lsdException w:name="Outline List 1" w:semiHidden="1" w:unhideWhenUsed="1"/>
@@ -1217,8 +1284,10 @@
     <w:lsdException w:name="Table Elegant" w:semiHidden="1" w:unhideWhenUsed="1"/>
     <w:lsdException w:name="Table Professional" w:semiHidden="1" w:unhideWhenUsed="1"/>
     <w:lsdException w:name="Table Subtle 1" w:semiHidden="1" w:unhideWhenUsed="1"/>
+    <w:lsdException w:name="Table Subtle 2" w:semiHidden="1" w:unhideWhenUsed="1"/>
     <w:lsdException w:name="Table Web 1" w:semiHidden="1" w:unhideWhenUsed="1"/>
     <w:lsdException w:name="Table Web 2" w:semiHidden="1" w:unhideWhenUsed="1"/>
+    <w:lsdException w:name="Table Web 3" w:semiHidden="1" w:unhideWhenUsed="1"/>
     <w:lsdException w:name="Balloon Text" w:semiHidden="1" w:unhideWhenUsed="1"/>
     <w:lsdException w:name="Table Grid" w:uiPriority="39"/>
     <w:lsdException w:name="Table Theme" w:semiHidden="1" w:unhideWhenUsed="1"/>
